--- a/1_Template Perencanaan Project UKK RPL 1 - radit.docx
+++ b/1_Template Perencanaan Project UKK RPL 1 - radit.docx
@@ -776,6 +776,13 @@
     </w:p>
     <w:sdt>
       <w:sdtPr>
+        <w:rPr>
+          <w:rFonts w:ascii="Arial" w:eastAsia="Arial" w:hAnsi="Arial" w:cs="Arial"/>
+          <w:color w:val="auto"/>
+          <w:sz w:val="22"/>
+          <w:szCs w:val="22"/>
+          <w:lang w:val="en-ID" w:eastAsia="en-ID"/>
+        </w:rPr>
         <w:id w:val="1071162144"/>
         <w:docPartObj>
           <w:docPartGallery w:val="Table of Contents"/>
@@ -784,14 +791,9 @@
       </w:sdtPr>
       <w:sdtEndPr>
         <w:rPr>
-          <w:rFonts w:ascii="Arial" w:eastAsia="Arial" w:hAnsi="Arial" w:cs="Arial"/>
           <w:b/>
           <w:bCs/>
           <w:noProof/>
-          <w:color w:val="auto"/>
-          <w:sz w:val="22"/>
-          <w:szCs w:val="22"/>
-          <w:lang w:val="en-ID" w:eastAsia="en-ID"/>
         </w:rPr>
       </w:sdtEndPr>
       <w:sdtContent>
@@ -5435,15 +5437,7 @@
                 <w:bCs/>
                 <w:color w:val="000000"/>
               </w:rPr>
-              <w:t>Masa</w:t>
-            </w:r>
-            <w:r>
-              <w:rPr>
-                <w:b/>
-                <w:bCs/>
-                <w:color w:val="000000"/>
-              </w:rPr>
-              <w:t>lah</w:t>
+              <w:t>Masalah</w:t>
             </w:r>
             <w:proofErr w:type="spellEnd"/>
           </w:p>
@@ -12020,8 +12014,8 @@
     <w:tbl>
       <w:tblPr>
         <w:tblStyle w:val="aa"/>
-        <w:tblW w:w="9072" w:type="dxa"/>
-        <w:tblInd w:w="0" w:type="dxa"/>
+        <w:tblW w:w="7348" w:type="dxa"/>
+        <w:tblInd w:w="-5" w:type="dxa"/>
         <w:tblBorders>
           <w:top w:val="single" w:sz="4" w:space="0" w:color="000000"/>
           <w:left w:val="single" w:sz="4" w:space="0" w:color="000000"/>
@@ -12034,15 +12028,16 @@
         <w:tblLook w:val="0000" w:firstRow="0" w:lastRow="0" w:firstColumn="0" w:lastColumn="0" w:noHBand="0" w:noVBand="0"/>
       </w:tblPr>
       <w:tblGrid>
-        <w:gridCol w:w="9072"/>
+        <w:gridCol w:w="7348"/>
       </w:tblGrid>
       <w:tr>
         <w:trPr>
           <w:cantSplit/>
+          <w:trHeight w:val="8"/>
         </w:trPr>
         <w:tc>
           <w:tcPr>
-            <w:tcW w:w="9072" w:type="dxa"/>
+            <w:tcW w:w="7348" w:type="dxa"/>
             <w:tcBorders>
               <w:top w:val="dashed" w:sz="4" w:space="0" w:color="000000"/>
               <w:left w:val="dashed" w:sz="4" w:space="0" w:color="000000"/>
@@ -12111,14 +12106,19 @@
               <w:spacing w:after="120"/>
               <w:jc w:val="center"/>
             </w:pPr>
+          </w:p>
+          <w:p>
+            <w:pPr>
+              <w:spacing w:after="120"/>
+            </w:pPr>
             <w:r>
               <w:rPr>
                 <w:noProof/>
               </w:rPr>
               <w:drawing>
-                <wp:inline distT="0" distB="0" distL="0" distR="0" wp14:anchorId="7D390322" wp14:editId="71030146">
-                  <wp:extent cx="4448175" cy="4400550"/>
-                  <wp:effectExtent l="0" t="0" r="9525" b="0"/>
+                <wp:inline distT="0" distB="0" distL="0" distR="0" wp14:anchorId="0F59BDB4" wp14:editId="256954A3">
+                  <wp:extent cx="4447588" cy="2932387"/>
+                  <wp:effectExtent l="0" t="0" r="0" b="1905"/>
                   <wp:docPr id="1" name="Picture 1"/>
                   <wp:cNvGraphicFramePr>
                     <a:graphicFrameLocks xmlns:a="http://schemas.openxmlformats.org/drawingml/2006/main" noChangeAspect="1"/>
@@ -12145,7 +12145,7 @@
                         <pic:spPr>
                           <a:xfrm>
                             <a:off x="0" y="0"/>
-                            <a:ext cx="4448175" cy="4400550"/>
+                            <a:ext cx="4447588" cy="2932387"/>
                           </a:xfrm>
                           <a:prstGeom prst="rect">
                             <a:avLst/>
@@ -12157,56 +12157,6 @@
                 </wp:inline>
               </w:drawing>
             </w:r>
-          </w:p>
-          <w:p>
-            <w:pPr>
-              <w:spacing w:after="120"/>
-            </w:pPr>
-          </w:p>
-          <w:p>
-            <w:pPr>
-              <w:spacing w:after="120"/>
-            </w:pPr>
-          </w:p>
-          <w:p>
-            <w:pPr>
-              <w:spacing w:after="120"/>
-            </w:pPr>
-          </w:p>
-          <w:p>
-            <w:pPr>
-              <w:spacing w:after="120"/>
-            </w:pPr>
-          </w:p>
-          <w:p>
-            <w:pPr>
-              <w:spacing w:after="120"/>
-            </w:pPr>
-          </w:p>
-          <w:p>
-            <w:pPr>
-              <w:spacing w:after="120"/>
-            </w:pPr>
-          </w:p>
-          <w:p>
-            <w:pPr>
-              <w:spacing w:after="120"/>
-            </w:pPr>
-          </w:p>
-          <w:p>
-            <w:pPr>
-              <w:spacing w:after="120"/>
-            </w:pPr>
-          </w:p>
-          <w:p>
-            <w:pPr>
-              <w:spacing w:after="120"/>
-            </w:pPr>
-          </w:p>
-          <w:p>
-            <w:pPr>
-              <w:spacing w:after="120"/>
-            </w:pPr>
           </w:p>
         </w:tc>
       </w:tr>
@@ -12538,7 +12488,6 @@
                 <w:sz w:val="24"/>
                 <w:szCs w:val="24"/>
               </w:rPr>
-              <w:lastRenderedPageBreak/>
               <w:t>2</w:t>
             </w:r>
           </w:p>
@@ -13176,10 +13125,7 @@
       </w:pPr>
       <w:r>
         <w:lastRenderedPageBreak/>
-        <w:t>4</w:t>
-      </w:r>
-      <w:r>
-        <w:t>. FLOWCHART / ACTIVITY DIAGRAM</w:t>
+        <w:t>4. FLOWCHART / ACTIVITY DIAGRAM</w:t>
       </w:r>
       <w:bookmarkEnd w:id="15"/>
     </w:p>
@@ -13814,61 +13760,59 @@
             <w:pPr>
               <w:spacing w:after="120"/>
             </w:pPr>
-          </w:p>
-          <w:p>
-            <w:pPr>
-              <w:spacing w:after="120"/>
-            </w:pPr>
-          </w:p>
-          <w:p>
-            <w:pPr>
-              <w:spacing w:after="120"/>
-            </w:pPr>
-          </w:p>
-          <w:p>
-            <w:pPr>
-              <w:spacing w:after="120"/>
-            </w:pPr>
-          </w:p>
-          <w:p>
-            <w:pPr>
-              <w:spacing w:after="120"/>
-            </w:pPr>
-          </w:p>
-          <w:p>
-            <w:pPr>
-              <w:spacing w:after="120"/>
-            </w:pPr>
-          </w:p>
-          <w:p>
-            <w:pPr>
-              <w:spacing w:after="120"/>
-            </w:pPr>
-          </w:p>
-          <w:p>
-            <w:pPr>
-              <w:spacing w:after="120"/>
-            </w:pPr>
-          </w:p>
-          <w:p>
-            <w:pPr>
-              <w:spacing w:after="120"/>
-            </w:pPr>
-          </w:p>
-          <w:p>
-            <w:pPr>
-              <w:spacing w:after="120"/>
-            </w:pPr>
-          </w:p>
-          <w:p>
-            <w:pPr>
-              <w:spacing w:after="120"/>
-            </w:pPr>
-          </w:p>
-          <w:p>
-            <w:pPr>
-              <w:spacing w:after="120"/>
-            </w:pPr>
+            <w:r>
+              <w:rPr>
+                <w:noProof/>
+              </w:rPr>
+              <w:drawing>
+                <wp:inline distT="0" distB="0" distL="0" distR="0" wp14:anchorId="46C80175" wp14:editId="3EF25657">
+                  <wp:extent cx="4808220" cy="4490114"/>
+                  <wp:effectExtent l="0" t="0" r="0" b="5715"/>
+                  <wp:docPr id="5" name="Picture 5"/>
+                  <wp:cNvGraphicFramePr>
+                    <a:graphicFrameLocks xmlns:a="http://schemas.openxmlformats.org/drawingml/2006/main" noChangeAspect="1"/>
+                  </wp:cNvGraphicFramePr>
+                  <a:graphic xmlns:a="http://schemas.openxmlformats.org/drawingml/2006/main">
+                    <a:graphicData uri="http://schemas.openxmlformats.org/drawingml/2006/picture">
+                      <pic:pic xmlns:pic="http://schemas.openxmlformats.org/drawingml/2006/picture">
+                        <pic:nvPicPr>
+                          <pic:cNvPr id="0" name="Picture 4"/>
+                          <pic:cNvPicPr>
+                            <a:picLocks noChangeAspect="1" noChangeArrowheads="1"/>
+                          </pic:cNvPicPr>
+                        </pic:nvPicPr>
+                        <pic:blipFill>
+                          <a:blip r:embed="rId10">
+                            <a:extLst>
+                              <a:ext uri="{28A0092B-C50C-407E-A947-70E740481C1C}">
+                                <a14:useLocalDpi xmlns:a14="http://schemas.microsoft.com/office/drawing/2010/main" val="0"/>
+                              </a:ext>
+                            </a:extLst>
+                          </a:blip>
+                          <a:srcRect/>
+                          <a:stretch>
+                            <a:fillRect/>
+                          </a:stretch>
+                        </pic:blipFill>
+                        <pic:spPr bwMode="auto">
+                          <a:xfrm>
+                            <a:off x="0" y="0"/>
+                            <a:ext cx="4877670" cy="4554969"/>
+                          </a:xfrm>
+                          <a:prstGeom prst="rect">
+                            <a:avLst/>
+                          </a:prstGeom>
+                          <a:noFill/>
+                          <a:ln>
+                            <a:noFill/>
+                          </a:ln>
+                        </pic:spPr>
+                      </pic:pic>
+                    </a:graphicData>
+                  </a:graphic>
+                </wp:inline>
+              </w:drawing>
+            </w:r>
           </w:p>
         </w:tc>
       </w:tr>
@@ -14263,6 +14207,7 @@
                 <w:sz w:val="24"/>
                 <w:szCs w:val="24"/>
               </w:rPr>
+              <w:lastRenderedPageBreak/>
               <w:t>3</w:t>
             </w:r>
           </w:p>
@@ -14669,10 +14614,7 @@
       </w:pPr>
       <w:r>
         <w:lastRenderedPageBreak/>
-        <w:t>5</w:t>
-      </w:r>
-      <w:r>
-        <w:t>. RANCANGAN DATABASE</w:t>
+        <w:t>5. RANCANGAN DATABASE</w:t>
       </w:r>
       <w:bookmarkEnd w:id="19"/>
     </w:p>
@@ -15082,6 +15024,7 @@
       </w:pPr>
       <w:bookmarkStart w:id="21" w:name="_Toc240458539"/>
       <w:r>
+        <w:lastRenderedPageBreak/>
         <w:t>5.2 Entity Relationship Diagram (ERD)</w:t>
       </w:r>
       <w:bookmarkEnd w:id="21"/>
@@ -15089,8 +15032,8 @@
     <w:tbl>
       <w:tblPr>
         <w:tblStyle w:val="af0"/>
-        <w:tblW w:w="9072" w:type="dxa"/>
-        <w:tblInd w:w="0" w:type="dxa"/>
+        <w:tblW w:w="11624" w:type="dxa"/>
+        <w:tblInd w:w="-1281" w:type="dxa"/>
         <w:tblBorders>
           <w:top w:val="single" w:sz="4" w:space="0" w:color="000000"/>
           <w:left w:val="single" w:sz="4" w:space="0" w:color="000000"/>
@@ -15103,15 +15046,16 @@
         <w:tblLook w:val="0000" w:firstRow="0" w:lastRow="0" w:firstColumn="0" w:lastColumn="0" w:noHBand="0" w:noVBand="0"/>
       </w:tblPr>
       <w:tblGrid>
-        <w:gridCol w:w="9072"/>
+        <w:gridCol w:w="11624"/>
       </w:tblGrid>
       <w:tr>
         <w:trPr>
           <w:cantSplit/>
+          <w:trHeight w:val="7491"/>
         </w:trPr>
         <w:tc>
           <w:tcPr>
-            <w:tcW w:w="9072" w:type="dxa"/>
+            <w:tcW w:w="11624" w:type="dxa"/>
             <w:tcBorders>
               <w:top w:val="dashed" w:sz="4" w:space="0" w:color="000000"/>
               <w:left w:val="dashed" w:sz="4" w:space="0" w:color="000000"/>
@@ -15209,36 +15153,62 @@
             <w:pPr>
               <w:spacing w:after="120"/>
             </w:pPr>
-          </w:p>
-          <w:p>
-            <w:pPr>
-              <w:spacing w:after="120"/>
-            </w:pPr>
-          </w:p>
-          <w:p>
-            <w:pPr>
-              <w:spacing w:after="120"/>
-            </w:pPr>
-          </w:p>
-          <w:p>
-            <w:pPr>
-              <w:spacing w:after="120"/>
-            </w:pPr>
-          </w:p>
-          <w:p>
-            <w:pPr>
-              <w:spacing w:after="120"/>
-            </w:pPr>
-          </w:p>
-          <w:p>
-            <w:pPr>
-              <w:spacing w:after="120"/>
-            </w:pPr>
-          </w:p>
-          <w:p>
-            <w:pPr>
-              <w:spacing w:after="120"/>
-            </w:pPr>
+            <w:r>
+              <w:rPr>
+                <w:rFonts w:ascii="Times New Roman" w:eastAsia="Times New Roman" w:hAnsi="Times New Roman" w:cs="Times New Roman"/>
+                <w:noProof/>
+                <w:sz w:val="24"/>
+                <w:szCs w:val="24"/>
+              </w:rPr>
+              <w:drawing>
+                <wp:inline distT="0" distB="0" distL="0" distR="0" wp14:anchorId="4770018E" wp14:editId="2EF88C96">
+                  <wp:extent cx="5754370" cy="4398645"/>
+                  <wp:effectExtent l="0" t="0" r="0" b="1905"/>
+                  <wp:docPr id="9" name="Picture 9"/>
+                  <wp:cNvGraphicFramePr>
+                    <a:graphicFrameLocks xmlns:a="http://schemas.openxmlformats.org/drawingml/2006/main" noChangeAspect="1"/>
+                  </wp:cNvGraphicFramePr>
+                  <a:graphic xmlns:a="http://schemas.openxmlformats.org/drawingml/2006/main">
+                    <a:graphicData uri="http://schemas.openxmlformats.org/drawingml/2006/picture">
+                      <pic:pic xmlns:pic="http://schemas.openxmlformats.org/drawingml/2006/picture">
+                        <pic:nvPicPr>
+                          <pic:cNvPr id="0" name="Picture 8"/>
+                          <pic:cNvPicPr>
+                            <a:picLocks noChangeAspect="1" noChangeArrowheads="1"/>
+                          </pic:cNvPicPr>
+                        </pic:nvPicPr>
+                        <pic:blipFill>
+                          <a:blip r:embed="rId11">
+                            <a:extLst>
+                              <a:ext uri="{28A0092B-C50C-407E-A947-70E740481C1C}">
+                                <a14:useLocalDpi xmlns:a14="http://schemas.microsoft.com/office/drawing/2010/main" val="0"/>
+                              </a:ext>
+                            </a:extLst>
+                          </a:blip>
+                          <a:srcRect/>
+                          <a:stretch>
+                            <a:fillRect/>
+                          </a:stretch>
+                        </pic:blipFill>
+                        <pic:spPr bwMode="auto">
+                          <a:xfrm>
+                            <a:off x="0" y="0"/>
+                            <a:ext cx="5754370" cy="4398645"/>
+                          </a:xfrm>
+                          <a:prstGeom prst="rect">
+                            <a:avLst/>
+                          </a:prstGeom>
+                          <a:noFill/>
+                          <a:ln>
+                            <a:noFill/>
+                          </a:ln>
+                        </pic:spPr>
+                      </pic:pic>
+                    </a:graphicData>
+                  </a:graphic>
+                </wp:inline>
+              </w:drawing>
+            </w:r>
           </w:p>
         </w:tc>
       </w:tr>
@@ -15983,6 +15953,7 @@
       </w:pPr>
       <w:bookmarkStart w:id="23" w:name="_Toc240458541"/>
       <w:r>
+        <w:lastRenderedPageBreak/>
         <w:t xml:space="preserve">5.4 </w:t>
       </w:r>
       <w:proofErr w:type="spellStart"/>
@@ -16205,7 +16176,6 @@
                 <w:sz w:val="24"/>
                 <w:szCs w:val="24"/>
               </w:rPr>
-              <w:lastRenderedPageBreak/>
               <w:t>1</w:t>
             </w:r>
           </w:p>
@@ -17017,15 +16987,7 @@
           <w:sz w:val="20"/>
           <w:szCs w:val="20"/>
         </w:rPr>
-        <w:t>S</w:t>
-      </w:r>
-      <w:r>
-        <w:rPr>
-          <w:color w:val="000000"/>
-          <w:sz w:val="20"/>
-          <w:szCs w:val="20"/>
-        </w:rPr>
-        <w:t xml:space="preserve">alin </w:t>
+        <w:t xml:space="preserve">Salin </w:t>
       </w:r>
       <w:proofErr w:type="spellStart"/>
       <w:r>
@@ -18119,10 +18081,7 @@
       </w:pPr>
       <w:r>
         <w:lastRenderedPageBreak/>
-        <w:t>6</w:t>
-      </w:r>
-      <w:r>
-        <w:t>. WIREFRAME</w:t>
+        <w:t>6. WIREFRAME</w:t>
       </w:r>
       <w:bookmarkEnd w:id="25"/>
     </w:p>
@@ -18620,61 +18579,62 @@
             <w:pPr>
               <w:spacing w:after="120"/>
             </w:pPr>
-          </w:p>
-          <w:p>
-            <w:pPr>
-              <w:spacing w:after="120"/>
-            </w:pPr>
-          </w:p>
-          <w:p>
-            <w:pPr>
-              <w:spacing w:after="120"/>
-            </w:pPr>
-          </w:p>
-          <w:p>
-            <w:pPr>
-              <w:spacing w:after="120"/>
-            </w:pPr>
-          </w:p>
-          <w:p>
-            <w:pPr>
-              <w:spacing w:after="120"/>
-            </w:pPr>
-          </w:p>
-          <w:p>
-            <w:pPr>
-              <w:spacing w:after="120"/>
-            </w:pPr>
-          </w:p>
-          <w:p>
-            <w:pPr>
-              <w:spacing w:after="120"/>
-            </w:pPr>
-          </w:p>
-          <w:p>
-            <w:pPr>
-              <w:spacing w:after="120"/>
-            </w:pPr>
-          </w:p>
-          <w:p>
-            <w:pPr>
-              <w:spacing w:after="120"/>
-            </w:pPr>
-          </w:p>
-          <w:p>
-            <w:pPr>
-              <w:spacing w:after="120"/>
-            </w:pPr>
-          </w:p>
-          <w:p>
-            <w:pPr>
-              <w:spacing w:after="120"/>
-            </w:pPr>
-          </w:p>
-          <w:p>
-            <w:pPr>
-              <w:spacing w:after="120"/>
-            </w:pPr>
+            <w:r>
+              <w:rPr>
+                <w:rFonts w:ascii="Times New Roman" w:eastAsia="Times New Roman" w:hAnsi="Times New Roman" w:cs="Times New Roman"/>
+                <w:noProof/>
+                <w:sz w:val="24"/>
+                <w:szCs w:val="24"/>
+              </w:rPr>
+              <w:drawing>
+                <wp:inline distT="0" distB="0" distL="0" distR="0" wp14:anchorId="52319F83" wp14:editId="0003D9CF">
+                  <wp:extent cx="5754370" cy="2585545"/>
+                  <wp:effectExtent l="0" t="0" r="0" b="5715"/>
+                  <wp:docPr id="11" name="Picture 11"/>
+                  <wp:cNvGraphicFramePr>
+                    <a:graphicFrameLocks xmlns:a="http://schemas.openxmlformats.org/drawingml/2006/main" noChangeAspect="1"/>
+                  </wp:cNvGraphicFramePr>
+                  <a:graphic xmlns:a="http://schemas.openxmlformats.org/drawingml/2006/main">
+                    <a:graphicData uri="http://schemas.openxmlformats.org/drawingml/2006/picture">
+                      <pic:pic xmlns:pic="http://schemas.openxmlformats.org/drawingml/2006/picture">
+                        <pic:nvPicPr>
+                          <pic:cNvPr id="0" name="Picture 10"/>
+                          <pic:cNvPicPr>
+                            <a:picLocks noChangeAspect="1" noChangeArrowheads="1"/>
+                          </pic:cNvPicPr>
+                        </pic:nvPicPr>
+                        <pic:blipFill>
+                          <a:blip r:embed="rId12" cstate="print">
+                            <a:extLst>
+                              <a:ext uri="{28A0092B-C50C-407E-A947-70E740481C1C}">
+                                <a14:useLocalDpi xmlns:a14="http://schemas.microsoft.com/office/drawing/2010/main" val="0"/>
+                              </a:ext>
+                            </a:extLst>
+                          </a:blip>
+                          <a:srcRect/>
+                          <a:stretch>
+                            <a:fillRect/>
+                          </a:stretch>
+                        </pic:blipFill>
+                        <pic:spPr bwMode="auto">
+                          <a:xfrm>
+                            <a:off x="0" y="0"/>
+                            <a:ext cx="5760438" cy="2588271"/>
+                          </a:xfrm>
+                          <a:prstGeom prst="rect">
+                            <a:avLst/>
+                          </a:prstGeom>
+                          <a:noFill/>
+                          <a:ln>
+                            <a:noFill/>
+                          </a:ln>
+                        </pic:spPr>
+                      </pic:pic>
+                    </a:graphicData>
+                  </a:graphic>
+                </wp:inline>
+              </w:drawing>
+            </w:r>
           </w:p>
         </w:tc>
       </w:tr>
@@ -18964,7 +18924,6 @@
                 <w:sz w:val="24"/>
                 <w:szCs w:val="24"/>
               </w:rPr>
-              <w:lastRenderedPageBreak/>
               <w:t>2</w:t>
             </w:r>
           </w:p>
@@ -19223,6 +19182,7 @@
                 <w:sz w:val="24"/>
                 <w:szCs w:val="24"/>
               </w:rPr>
+              <w:lastRenderedPageBreak/>
               <w:t>4</w:t>
             </w:r>
           </w:p>
@@ -19614,10 +19574,7 @@
       </w:pPr>
       <w:r>
         <w:lastRenderedPageBreak/>
-        <w:t>7</w:t>
-      </w:r>
-      <w:r>
-        <w:t>. UI DESIGN</w:t>
+        <w:t>7. UI DESIGN</w:t>
       </w:r>
       <w:bookmarkEnd w:id="29"/>
     </w:p>
@@ -21826,10 +21783,7 @@
       </w:pPr>
       <w:r>
         <w:lastRenderedPageBreak/>
-        <w:t>7</w:t>
-      </w:r>
-      <w:r>
-        <w:t xml:space="preserve">.5 Desain </w:t>
+        <w:t xml:space="preserve">7.5 Desain </w:t>
       </w:r>
       <w:proofErr w:type="spellStart"/>
       <w:r>
@@ -21863,6 +21817,7 @@
       <w:tr>
         <w:trPr>
           <w:cantSplit/>
+          <w:trHeight w:val="7546"/>
         </w:trPr>
         <w:tc>
           <w:tcPr>
@@ -21932,68 +21887,204 @@
           </w:p>
           <w:p>
             <w:pPr>
-              <w:spacing w:after="120"/>
-            </w:pPr>
-          </w:p>
-          <w:p>
-            <w:pPr>
-              <w:spacing w:after="120"/>
-            </w:pPr>
-          </w:p>
-          <w:p>
-            <w:pPr>
-              <w:spacing w:after="120"/>
-            </w:pPr>
-          </w:p>
-          <w:p>
-            <w:pPr>
-              <w:spacing w:after="120"/>
-            </w:pPr>
-          </w:p>
-          <w:p>
-            <w:pPr>
-              <w:spacing w:after="120"/>
-            </w:pPr>
-          </w:p>
-          <w:p>
-            <w:pPr>
-              <w:spacing w:after="120"/>
-            </w:pPr>
-          </w:p>
-          <w:p>
-            <w:pPr>
-              <w:spacing w:after="120"/>
-            </w:pPr>
-          </w:p>
-          <w:p>
-            <w:pPr>
-              <w:spacing w:after="120"/>
-            </w:pPr>
-          </w:p>
-          <w:p>
-            <w:pPr>
-              <w:spacing w:after="120"/>
-            </w:pPr>
-          </w:p>
-          <w:p>
-            <w:pPr>
-              <w:spacing w:after="120"/>
-            </w:pPr>
-          </w:p>
-          <w:p>
-            <w:pPr>
-              <w:spacing w:after="120"/>
-            </w:pPr>
-          </w:p>
-          <w:p>
-            <w:pPr>
-              <w:spacing w:after="120"/>
-            </w:pPr>
-          </w:p>
-          <w:p>
-            <w:pPr>
-              <w:spacing w:after="120"/>
-            </w:pPr>
+              <w:spacing w:before="400" w:after="60"/>
+              <w:jc w:val="center"/>
+            </w:pPr>
+            <w:r>
+              <w:rPr>
+                <w:noProof/>
+              </w:rPr>
+              <w:drawing>
+                <wp:inline distT="0" distB="0" distL="0" distR="0" wp14:anchorId="2BD46C40" wp14:editId="0F49A9F2">
+                  <wp:extent cx="5608955" cy="3739515"/>
+                  <wp:effectExtent l="0" t="0" r="0" b="0"/>
+                  <wp:docPr id="16" name="Picture 16"/>
+                  <wp:cNvGraphicFramePr>
+                    <a:graphicFrameLocks xmlns:a="http://schemas.openxmlformats.org/drawingml/2006/main" noChangeAspect="1"/>
+                  </wp:cNvGraphicFramePr>
+                  <a:graphic xmlns:a="http://schemas.openxmlformats.org/drawingml/2006/main">
+                    <a:graphicData uri="http://schemas.openxmlformats.org/drawingml/2006/picture">
+                      <pic:pic xmlns:pic="http://schemas.openxmlformats.org/drawingml/2006/picture">
+                        <pic:nvPicPr>
+                          <pic:cNvPr id="0" name="Picture 17"/>
+                          <pic:cNvPicPr>
+                            <a:picLocks noChangeAspect="1" noChangeArrowheads="1"/>
+                          </pic:cNvPicPr>
+                        </pic:nvPicPr>
+                        <pic:blipFill>
+                          <a:blip r:embed="rId13" cstate="print">
+                            <a:extLst>
+                              <a:ext uri="{28A0092B-C50C-407E-A947-70E740481C1C}">
+                                <a14:useLocalDpi xmlns:a14="http://schemas.microsoft.com/office/drawing/2010/main" val="0"/>
+                              </a:ext>
+                            </a:extLst>
+                          </a:blip>
+                          <a:srcRect/>
+                          <a:stretch>
+                            <a:fillRect/>
+                          </a:stretch>
+                        </pic:blipFill>
+                        <pic:spPr bwMode="auto">
+                          <a:xfrm>
+                            <a:off x="0" y="0"/>
+                            <a:ext cx="5608955" cy="3739515"/>
+                          </a:xfrm>
+                          <a:prstGeom prst="rect">
+                            <a:avLst/>
+                          </a:prstGeom>
+                          <a:noFill/>
+                          <a:ln>
+                            <a:noFill/>
+                          </a:ln>
+                        </pic:spPr>
+                      </pic:pic>
+                    </a:graphicData>
+                  </a:graphic>
+                </wp:inline>
+              </w:drawing>
+            </w:r>
+            <w:r>
+              <w:rPr>
+                <w:noProof/>
+              </w:rPr>
+              <mc:AlternateContent>
+                <mc:Choice Requires="wps">
+                  <w:drawing>
+                    <wp:inline distT="0" distB="0" distL="0" distR="0" wp14:anchorId="76C05B9D" wp14:editId="215352BC">
+                      <wp:extent cx="300355" cy="300355"/>
+                      <wp:effectExtent l="0" t="0" r="0" b="0"/>
+                      <wp:docPr id="13" name="Rectangle 13" descr="Papan Portofolio UI SIPERDAG Responsif"/>
+                      <wp:cNvGraphicFramePr>
+                        <a:graphicFrameLocks xmlns:a="http://schemas.openxmlformats.org/drawingml/2006/main" noChangeAspect="1"/>
+                      </wp:cNvGraphicFramePr>
+                      <a:graphic xmlns:a="http://schemas.openxmlformats.org/drawingml/2006/main">
+                        <a:graphicData uri="http://schemas.microsoft.com/office/word/2010/wordprocessingShape">
+                          <wps:wsp>
+                            <wps:cNvSpPr>
+                              <a:spLocks noChangeAspect="1" noChangeArrowheads="1"/>
+                            </wps:cNvSpPr>
+                            <wps:spPr bwMode="auto">
+                              <a:xfrm>
+                                <a:off x="0" y="0"/>
+                                <a:ext cx="300355" cy="300355"/>
+                              </a:xfrm>
+                              <a:prstGeom prst="rect">
+                                <a:avLst/>
+                              </a:prstGeom>
+                              <a:noFill/>
+                              <a:ln>
+                                <a:noFill/>
+                              </a:ln>
+                              <a:extLst>
+                                <a:ext uri="{909E8E84-426E-40DD-AFC4-6F175D3DCCD1}">
+                                  <a14:hiddenFill xmlns:a14="http://schemas.microsoft.com/office/drawing/2010/main">
+                                    <a:solidFill>
+                                      <a:srgbClr val="FFFFFF"/>
+                                    </a:solidFill>
+                                  </a14:hiddenFill>
+                                </a:ext>
+                                <a:ext uri="{91240B29-F687-4F45-9708-019B960494DF}">
+                                  <a14:hiddenLine xmlns:a14="http://schemas.microsoft.com/office/drawing/2010/main" w="9525">
+                                    <a:solidFill>
+                                      <a:srgbClr val="000000"/>
+                                    </a:solidFill>
+                                    <a:miter lim="800000"/>
+                                    <a:headEnd/>
+                                    <a:tailEnd/>
+                                  </a14:hiddenLine>
+                                </a:ext>
+                              </a:extLst>
+                            </wps:spPr>
+                            <wps:bodyPr rot="0" vert="horz" wrap="square" lIns="91440" tIns="45720" rIns="91440" bIns="45720" anchor="t" anchorCtr="0" upright="1">
+                              <a:noAutofit/>
+                            </wps:bodyPr>
+                          </wps:wsp>
+                        </a:graphicData>
+                      </a:graphic>
+                    </wp:inline>
+                  </w:drawing>
+                </mc:Choice>
+                <mc:Fallback>
+                  <w:pict>
+                    <v:rect w14:anchorId="7068F788" id="Rectangle 13" o:spid="_x0000_s1026" alt="Papan Portofolio UI SIPERDAG Responsif" style="width:23.65pt;height:23.65pt;visibility:visible;mso-wrap-style:square;mso-left-percent:-10001;mso-top-percent:-10001;mso-position-horizontal:absolute;mso-position-horizontal-relative:char;mso-position-vertical:absolute;mso-position-vertical-relative:line;mso-left-percent:-10001;mso-top-percent:-10001;v-text-anchor:top" o:gfxdata="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" filled="f" stroked="f">
+                      <o:lock v:ext="edit" aspectratio="t"/>
+                      <w10:anchorlock/>
+                    </v:rect>
+                  </w:pict>
+                </mc:Fallback>
+              </mc:AlternateContent>
+            </w:r>
+            <w:r>
+              <w:rPr>
+                <w:noProof/>
+              </w:rPr>
+              <mc:AlternateContent>
+                <mc:Choice Requires="wps">
+                  <w:drawing>
+                    <wp:inline distT="0" distB="0" distL="0" distR="0" wp14:anchorId="2ED12751" wp14:editId="4B06F865">
+                      <wp:extent cx="300355" cy="300355"/>
+                      <wp:effectExtent l="0" t="0" r="0" b="0"/>
+                      <wp:docPr id="12" name="Rectangle 12" descr="Papan Portofolio UI SIPERDAG Responsif"/>
+                      <wp:cNvGraphicFramePr>
+                        <a:graphicFrameLocks xmlns:a="http://schemas.openxmlformats.org/drawingml/2006/main" noChangeAspect="1"/>
+                      </wp:cNvGraphicFramePr>
+                      <a:graphic xmlns:a="http://schemas.openxmlformats.org/drawingml/2006/main">
+                        <a:graphicData uri="http://schemas.microsoft.com/office/word/2010/wordprocessingShape">
+                          <wps:wsp>
+                            <wps:cNvSpPr>
+                              <a:spLocks noChangeAspect="1" noChangeArrowheads="1"/>
+                            </wps:cNvSpPr>
+                            <wps:spPr bwMode="auto">
+                              <a:xfrm>
+                                <a:off x="0" y="0"/>
+                                <a:ext cx="300355" cy="300355"/>
+                              </a:xfrm>
+                              <a:prstGeom prst="rect">
+                                <a:avLst/>
+                              </a:prstGeom>
+                              <a:noFill/>
+                              <a:ln>
+                                <a:noFill/>
+                              </a:ln>
+                              <a:extLst>
+                                <a:ext uri="{909E8E84-426E-40DD-AFC4-6F175D3DCCD1}">
+                                  <a14:hiddenFill xmlns:a14="http://schemas.microsoft.com/office/drawing/2010/main">
+                                    <a:solidFill>
+                                      <a:srgbClr val="FFFFFF"/>
+                                    </a:solidFill>
+                                  </a14:hiddenFill>
+                                </a:ext>
+                                <a:ext uri="{91240B29-F687-4F45-9708-019B960494DF}">
+                                  <a14:hiddenLine xmlns:a14="http://schemas.microsoft.com/office/drawing/2010/main" w="9525">
+                                    <a:solidFill>
+                                      <a:srgbClr val="000000"/>
+                                    </a:solidFill>
+                                    <a:miter lim="800000"/>
+                                    <a:headEnd/>
+                                    <a:tailEnd/>
+                                  </a14:hiddenLine>
+                                </a:ext>
+                              </a:extLst>
+                            </wps:spPr>
+                            <wps:bodyPr rot="0" vert="horz" wrap="square" lIns="91440" tIns="45720" rIns="91440" bIns="45720" anchor="t" anchorCtr="0" upright="1">
+                              <a:noAutofit/>
+                            </wps:bodyPr>
+                          </wps:wsp>
+                        </a:graphicData>
+                      </a:graphic>
+                    </wp:inline>
+                  </w:drawing>
+                </mc:Choice>
+                <mc:Fallback>
+                  <w:pict>
+                    <v:rect w14:anchorId="076B5106" id="Rectangle 12" o:spid="_x0000_s1026" alt="Papan Portofolio UI SIPERDAG Responsif" style="width:23.65pt;height:23.65pt;visibility:visible;mso-wrap-style:square;mso-left-percent:-10001;mso-top-percent:-10001;mso-position-horizontal:absolute;mso-position-horizontal-relative:char;mso-position-vertical:absolute;mso-position-vertical-relative:line;mso-left-percent:-10001;mso-top-percent:-10001;v-text-anchor:top" o:gfxdata="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" filled="f" stroked="f">
+                      <o:lock v:ext="edit" aspectratio="t"/>
+                      <w10:anchorlock/>
+                    </v:rect>
+                  </w:pict>
+                </mc:Fallback>
+              </mc:AlternateContent>
+            </w:r>
           </w:p>
         </w:tc>
       </w:tr>
@@ -23280,10 +23371,7 @@
         <w:pStyle w:val="Heading2"/>
       </w:pPr>
       <w:r>
-        <w:t>8</w:t>
-      </w:r>
-      <w:r>
-        <w:t xml:space="preserve">.2 </w:t>
+        <w:t xml:space="preserve">8.2 </w:t>
       </w:r>
       <w:proofErr w:type="spellStart"/>
       <w:r>
@@ -24575,10 +24663,7 @@
         <w:pStyle w:val="Heading2"/>
       </w:pPr>
       <w:r>
-        <w:t>8</w:t>
-      </w:r>
-      <w:r>
-        <w:t xml:space="preserve">.4 </w:t>
+        <w:t xml:space="preserve">8.4 </w:t>
       </w:r>
       <w:proofErr w:type="spellStart"/>
       <w:r>
@@ -27515,8 +27600,8 @@
     </w:tbl>
     <w:p/>
     <w:sectPr>
-      <w:headerReference w:type="default" r:id="rId10"/>
-      <w:footerReference w:type="default" r:id="rId11"/>
+      <w:headerReference w:type="default" r:id="rId14"/>
+      <w:footerReference w:type="default" r:id="rId15"/>
       <w:pgSz w:w="11906" w:h="16838"/>
       <w:pgMar w:top="1417" w:right="1417" w:bottom="1417" w:left="1417" w:header="708" w:footer="708" w:gutter="0"/>
       <w:pgNumType w:start="1"/>
@@ -29129,6 +29214,18 @@
       </w:tblBorders>
     </w:tblPr>
   </w:style>
+  <w:style w:type="character" w:styleId="UnresolvedMention">
+    <w:name w:val="Unresolved Mention"/>
+    <w:basedOn w:val="DefaultParagraphFont"/>
+    <w:uiPriority w:val="99"/>
+    <w:semiHidden/>
+    <w:unhideWhenUsed/>
+    <w:rsid w:val="005913CB"/>
+    <w:rPr>
+      <w:color w:val="605E5C"/>
+      <w:shd w:val="clear" w:color="auto" w:fill="E1DFDD"/>
+    </w:rPr>
+  </w:style>
 </w:styles>
 </file>
 
@@ -29453,28 +29550,28 @@
 </file>
 
 <file path=customXml/item1.xml><?xml version="1.0" encoding="utf-8"?>
+<b:Sources xmlns:b="http://schemas.openxmlformats.org/officeDocument/2006/bibliography" xmlns="http://schemas.openxmlformats.org/officeDocument/2006/bibliography" SelectedStyle="\APASixthEditionOfficeOnline.xsl" StyleName="APA" Version="6"/>
+</file>
+
+<file path=customXml/item2.xml><?xml version="1.0" encoding="utf-8"?>
 <go:gDocsCustomXmlDataStorage xmlns:go="http://customooxmlschemas.google.com/" xmlns:r="http://schemas.openxmlformats.org/officeDocument/2006/relationships" uri="GoogleDocsCustomDataVersion2">
   <go:docsCustomData xmlns:go="http://customooxmlschemas.google.com/" roundtripDataSignature="AMtx7mgJG1yBLe2sUvahe4OdtBotOd5INQ==">CgMxLjA4AHIhMVp0OWVPNFFnQXM1SHhRQWRRUzVqSkVqTVJXQ09ZS0Nw</go:docsCustomData>
 </go:gDocsCustomXmlDataStorage>
 </file>
 
-<file path=customXml/item2.xml><?xml version="1.0" encoding="utf-8"?>
-<b:Sources xmlns:b="http://schemas.openxmlformats.org/officeDocument/2006/bibliography" xmlns="http://schemas.openxmlformats.org/officeDocument/2006/bibliography" SelectedStyle="\APASixthEditionOfficeOnline.xsl" StyleName="APA" Version="6"/>
+<file path=customXml/itemProps1.xml><?xml version="1.0" encoding="utf-8"?>
+<ds:datastoreItem xmlns:ds="http://schemas.openxmlformats.org/officeDocument/2006/customXml" ds:itemID="{DC03411C-984C-4112-9FAE-01055552A003}">
+  <ds:schemaRefs>
+    <ds:schemaRef ds:uri="http://schemas.openxmlformats.org/officeDocument/2006/bibliography"/>
+  </ds:schemaRefs>
+</ds:datastoreItem>
 </file>
 
-<file path=customXml/itemProps1.xml><?xml version="1.0" encoding="utf-8"?>
+<file path=customXml/itemProps2.xml><?xml version="1.0" encoding="utf-8"?>
 <ds:datastoreItem xmlns:ds="http://schemas.openxmlformats.org/officeDocument/2006/customXml" ds:itemID="{11111111-1234-1234-1234-123412341234}">
   <ds:schemaRefs>
     <ds:schemaRef ds:uri="http://customooxmlschemas.google.com/"/>
     <ds:schemaRef ds:uri="http://schemas.openxmlformats.org/officeDocument/2006/relationships"/>
   </ds:schemaRefs>
 </ds:datastoreItem>
-</file>
-
-<file path=customXml/itemProps2.xml><?xml version="1.0" encoding="utf-8"?>
-<ds:datastoreItem xmlns:ds="http://schemas.openxmlformats.org/officeDocument/2006/customXml" ds:itemID="{DC03411C-984C-4112-9FAE-01055552A003}">
-  <ds:schemaRefs>
-    <ds:schemaRef ds:uri="http://schemas.openxmlformats.org/officeDocument/2006/bibliography"/>
-  </ds:schemaRefs>
-</ds:datastoreItem>
 </file>